--- a/Mine2026/БУ_01/Б01.docx
+++ b/Mine2026/БУ_01/Б01.docx
@@ -580,13 +580,16 @@
         <w:contextualSpacing w:val="0"/>
       </w:pPr>
       <w:r>
-        <w:t xml:space="preserve">Компания занимается торговлей продуктами питания. Учет товаров ведется в разрезе сроков годности. Под сроком годности принимается календарная дата, до которой товар годен к употреблению. На один и тот же товар с разными сроками годности при его поступлении может указываться разная цена. Например, на товар со сроком годности 10 января 2010 цена может быть ниже, чем на товар со сроком годности 30 января 2010. Товар с одинаковым сроком годности может поступать разными документами и по разной цене. Возможна </w:t>
-      </w:r>
-      <w:proofErr w:type="gramStart"/>
-      <w:r>
-        <w:t>ситуация</w:t>
-      </w:r>
-      <w:proofErr w:type="gramEnd"/>
+        <w:t>Компания занимается торговлей продуктами питания. Учет товаров ведется в разрезе сроков годности. Под сроком годности принимается календарная дата, до которой товар годен к употреблению. На один и тот же товар с разными сроками годности при его поступлении может указываться разная цена. Например, на товар со сроком годности 10 января 2010 цена может быть ниже, чем на товар со сроком годности 30 января 2010. Товар с одинаковым сроком годности может поступать разными документами и по разной цене. Возможна ситуация</w:t>
+      </w:r>
+      <w:r>
+        <w:rPr>
+          <w:lang w:val="en-US"/>
+        </w:rPr>
+        <w:t>,</w:t>
+      </w:r>
+      <w:bookmarkStart w:id="2" w:name="_GoBack"/>
+      <w:bookmarkEnd w:id="2"/>
       <w:r>
         <w:t xml:space="preserve"> когда в одном документе один и тот же товар поступает с разными сроками годности (и по разной цене). Учет товаров в разрезе складов не ведется.</w:t>
       </w:r>
@@ -646,6 +649,7 @@
       </w:r>
       <w:proofErr w:type="gramStart"/>
       <w:r>
+        <w:lastRenderedPageBreak/>
         <w:t>Т.е. например</w:t>
       </w:r>
       <w:proofErr w:type="gramEnd"/>
@@ -1293,8 +1297,8 @@
         <w:pStyle w:val="2"/>
         <w:contextualSpacing w:val="0"/>
       </w:pPr>
-      <w:bookmarkStart w:id="2" w:name="h.uzfzksd8ww91" w:colFirst="0" w:colLast="0"/>
-      <w:bookmarkEnd w:id="2"/>
+      <w:bookmarkStart w:id="3" w:name="h.uzfzksd8ww91" w:colFirst="0" w:colLast="0"/>
+      <w:bookmarkEnd w:id="3"/>
       <w:r>
         <w:t>Периодические расчеты</w:t>
       </w:r>
@@ -1580,7 +1584,11 @@
         <w:pStyle w:val="10"/>
       </w:pPr>
       <w:r>
-        <w:t>Ввод всех начислений происходит документом «Начисление зарплаты». Документ в расчетном периоде может быть один (сразу для всех видов расчета), а может быть несколько (по одному для каждого отдельного вида расчета). Считать, что все данные вводятся только в пределах одного месяца, например, можно указать начисление оклада с 10.01 по 31.01, а запись оклад: с 10.01 по 03.02 вводить нельзя. В одном документе могут быть данные только за текущий расчетный период.</w:t>
+        <w:t xml:space="preserve">Ввод всех начислений происходит документом «Начисление зарплаты». Документ в расчетном периоде может быть один (сразу для всех видов расчета), а может быть несколько (по одному для каждого отдельного вида расчета). Считать, что все данные вводятся только в пределах одного месяца, например, можно указать начисление оклада с 10.01 по 31.01, а запись оклад: с 10.01 по 03.02 вводить нельзя. В одном документе могут быть данные только за </w:t>
+      </w:r>
+      <w:r>
+        <w:lastRenderedPageBreak/>
+        <w:t>текущий расчетный период.</w:t>
       </w:r>
     </w:p>
     <w:p>
@@ -1881,8 +1889,8 @@
         <w:pStyle w:val="2"/>
         <w:contextualSpacing w:val="0"/>
       </w:pPr>
-      <w:bookmarkStart w:id="3" w:name="h.pdevv4tv234c" w:colFirst="0" w:colLast="0"/>
-      <w:bookmarkEnd w:id="3"/>
+      <w:bookmarkStart w:id="4" w:name="h.pdevv4tv234c" w:colFirst="0" w:colLast="0"/>
+      <w:bookmarkEnd w:id="4"/>
       <w:r>
         <w:t>Бизнес процессы</w:t>
       </w:r>
@@ -3025,9 +3033,7 @@
         <w:pStyle w:val="10"/>
         <w:ind w:firstLine="0"/>
       </w:pPr>
-      <w:bookmarkStart w:id="4" w:name="h.8svzjs6hjwv2" w:colFirst="0" w:colLast="0"/>
-      <w:bookmarkStart w:id="5" w:name="_GoBack"/>
-      <w:bookmarkEnd w:id="4"/>
+      <w:bookmarkStart w:id="5" w:name="h.8svzjs6hjwv2" w:colFirst="0" w:colLast="0"/>
       <w:bookmarkEnd w:id="5"/>
     </w:p>
     <w:sectPr>
@@ -4634,7 +4640,7 @@
 </file>
 
 <file path=customXml/itemProps1.xml><?xml version="1.0" encoding="utf-8"?>
-<ds:datastoreItem xmlns:ds="http://schemas.openxmlformats.org/officeDocument/2006/customXml" ds:itemID="{45B88772-2EE2-4400-B572-07B8233C677D}">
+<ds:datastoreItem xmlns:ds="http://schemas.openxmlformats.org/officeDocument/2006/customXml" ds:itemID="{7FB60C95-A461-4B86-8BD8-AC8FD4C0AB7B}">
   <ds:schemaRefs>
     <ds:schemaRef ds:uri="http://schemas.openxmlformats.org/officeDocument/2006/bibliography"/>
   </ds:schemaRefs>
